--- a/Writeup/Discussion.docx
+++ b/Writeup/Discussion.docx
@@ -1,6 +1,6 @@
 
 <file path=word/document.xml><?xml version="1.0" encoding="utf-8"?>
-<w:document xmlns:wpc="http://schemas.microsoft.com/office/word/2010/wordprocessingCanvas" xmlns:cx="http://schemas.microsoft.com/office/drawing/2014/chartex" xmlns:cx1="http://schemas.microsoft.com/office/drawing/2015/9/8/chartex" xmlns:cx2="http://schemas.microsoft.com/office/drawing/2015/10/21/chartex" xmlns:cx3="http://schemas.microsoft.com/office/drawing/2016/5/9/chartex" xmlns:cx4="http://schemas.microsoft.com/office/drawing/2016/5/10/chartex" xmlns:cx5="http://schemas.microsoft.com/office/drawing/2016/5/11/chartex" xmlns:cx6="http://schemas.microsoft.com/office/drawing/2016/5/12/chartex" xmlns:cx7="http://schemas.microsoft.com/office/drawing/2016/5/13/chartex" xmlns:cx8="http://schemas.microsoft.com/office/drawing/2016/5/14/chartex" xmlns:mc="http://schemas.openxmlformats.org/markup-compatibility/2006" xmlns:aink="http://schemas.microsoft.com/office/drawing/2016/ink" xmlns:am3d="http://schemas.microsoft.com/office/drawing/2017/model3d" xmlns:o="urn:schemas-microsoft-com:office:office" xmlns:r="http://schemas.openxmlformats.org/officeDocument/2006/relationships" xmlns:m="http://schemas.openxmlformats.org/officeDocument/2006/math" xmlns:v="urn:schemas-microsoft-com:vml" xmlns:wp14="http://schemas.microsoft.com/office/word/2010/wordprocessingDrawing" xmlns:wp="http://schemas.openxmlformats.org/drawingml/2006/wordprocessingDrawing" xmlns:w10="urn:schemas-microsoft-com:office:word" xmlns:w="http://schemas.openxmlformats.org/wordprocessingml/2006/main" xmlns:w14="http://schemas.microsoft.com/office/word/2010/wordml" xmlns:w15="http://schemas.microsoft.com/office/word/2012/wordml" xmlns:w16cid="http://schemas.microsoft.com/office/word/2016/wordml/cid" xmlns:w16se="http://schemas.microsoft.com/office/word/2015/wordml/symex" xmlns:wpg="http://schemas.microsoft.com/office/word/2010/wordprocessingGroup" xmlns:wpi="http://schemas.microsoft.com/office/word/2010/wordprocessingInk" xmlns:wne="http://schemas.microsoft.com/office/word/2006/wordml" xmlns:wps="http://schemas.microsoft.com/office/word/2010/wordprocessingShape" mc:Ignorable="w14 w15 w16se w16cid wp14">
+<w:document xmlns:wpc="http://schemas.microsoft.com/office/word/2010/wordprocessingCanvas" xmlns:cx="http://schemas.microsoft.com/office/drawing/2014/chartex" xmlns:cx1="http://schemas.microsoft.com/office/drawing/2015/9/8/chartex" xmlns:cx2="http://schemas.microsoft.com/office/drawing/2015/10/21/chartex" xmlns:cx3="http://schemas.microsoft.com/office/drawing/2016/5/9/chartex" xmlns:cx4="http://schemas.microsoft.com/office/drawing/2016/5/10/chartex" xmlns:cx5="http://schemas.microsoft.com/office/drawing/2016/5/11/chartex" xmlns:cx6="http://schemas.microsoft.com/office/drawing/2016/5/12/chartex" xmlns:cx7="http://schemas.microsoft.com/office/drawing/2016/5/13/chartex" xmlns:cx8="http://schemas.microsoft.com/office/drawing/2016/5/14/chartex" xmlns:mc="http://schemas.openxmlformats.org/markup-compatibility/2006" xmlns:aink="http://schemas.microsoft.com/office/drawing/2016/ink" xmlns:am3d="http://schemas.microsoft.com/office/drawing/2017/model3d" xmlns:o="urn:schemas-microsoft-com:office:office" xmlns:oel="http://schemas.microsoft.com/office/2019/extlst" xmlns:r="http://schemas.openxmlformats.org/officeDocument/2006/relationships" xmlns:m="http://schemas.openxmlformats.org/officeDocument/2006/math" xmlns:v="urn:schemas-microsoft-com:vml" xmlns:wp14="http://schemas.microsoft.com/office/word/2010/wordprocessingDrawing" xmlns:wp="http://schemas.openxmlformats.org/drawingml/2006/wordprocessingDrawing" xmlns:w10="urn:schemas-microsoft-com:office:word" xmlns:w="http://schemas.openxmlformats.org/wordprocessingml/2006/main" xmlns:w14="http://schemas.microsoft.com/office/word/2010/wordml" xmlns:w15="http://schemas.microsoft.com/office/word/2012/wordml" xmlns:w16cex="http://schemas.microsoft.com/office/word/2018/wordml/cex" xmlns:w16cid="http://schemas.microsoft.com/office/word/2016/wordml/cid" xmlns:w16="http://schemas.microsoft.com/office/word/2018/wordml" xmlns:w16du="http://schemas.microsoft.com/office/word/2023/wordml/word16du" xmlns:w16sdtdh="http://schemas.microsoft.com/office/word/2020/wordml/sdtdatahash" xmlns:w16sdtfl="http://schemas.microsoft.com/office/word/2024/wordml/sdtformatlock" xmlns:w16se="http://schemas.microsoft.com/office/word/2015/wordml/symex" xmlns:wpg="http://schemas.microsoft.com/office/word/2010/wordprocessingGroup" xmlns:wpi="http://schemas.microsoft.com/office/word/2010/wordprocessingInk" xmlns:wne="http://schemas.microsoft.com/office/word/2006/wordml" xmlns:wps="http://schemas.microsoft.com/office/word/2010/wordprocessingShape" mc:Ignorable="w14 w15 w16se w16cid w16 w16cex w16sdtdh w16sdtfl w16du wp14">
   <w:body>
     <w:p>
       <w:r>
@@ -76,7 +76,15 @@
         <w:t xml:space="preserve">teering only certain pieces of data are collected by your dibber, this includes </w:t>
       </w:r>
       <w:r>
-        <w:t xml:space="preserve">your start &amp; finish times, the time at which you punch each control. At the end of a race, everyone scans their data in and the organiser uses </w:t>
+        <w:t xml:space="preserve">your start &amp; finish times, the time at which you punch each control. At the end of a race, everyone scans their data </w:t>
+      </w:r>
+      <w:proofErr w:type="gramStart"/>
+      <w:r>
+        <w:t>in</w:t>
+      </w:r>
+      <w:proofErr w:type="gramEnd"/>
+      <w:r>
+        <w:t xml:space="preserve"> and the organiser uses </w:t>
       </w:r>
       <w:proofErr w:type="spellStart"/>
       <w:r>
@@ -187,98 +195,116 @@
       <w:r>
         <w:t xml:space="preserve"> Program will predict the route ran by the participants, draw it on the orienteering map and show the runners moving across the map according to their times, this shows people speeding up and slowing </w:t>
       </w:r>
+      <w:r>
+        <w:t xml:space="preserve">The representation of data after a race is unimpressionable and crude which makes it hard for a runner to visualise how </w:t>
+      </w:r>
+      <w:r>
+        <w:t>down compared to the other runners in a</w:t>
+      </w:r>
+      <w:r>
+        <w:t xml:space="preserve"> way that is easily understandable and visually appealing.</w:t>
+      </w:r>
+    </w:p>
+    <w:p/>
+    <w:p>
+      <w:r>
+        <w:rPr>
+          <w:b/>
+        </w:rPr>
+        <w:t xml:space="preserve">P </w:t>
+      </w:r>
+      <w:r>
+        <w:t xml:space="preserve">Data is only presented in tables of each race which is further split into tables of each age category, and then each difficulty/route. This means that to see </w:t>
+      </w:r>
+      <w:r>
+        <w:t>one’s</w:t>
+      </w:r>
+      <w:r>
+        <w:t xml:space="preserve"> improvement on every green route they have ran you need to find the link for each race and your specific category in that race and compare manually.</w:t>
+      </w:r>
+    </w:p>
+    <w:p>
+      <w:r>
+        <w:rPr>
+          <w:b/>
+        </w:rPr>
+        <w:t xml:space="preserve">P </w:t>
+      </w:r>
+      <w:r>
+        <w:t>Y</w:t>
+      </w:r>
+      <w:r>
+        <w:t>ou cannot compare people directly unless they appear in the exact same race as you.</w:t>
+      </w:r>
+    </w:p>
+    <w:p>
+      <w:r>
+        <w:rPr>
+          <w:b/>
+        </w:rPr>
+        <w:t>S</w:t>
+      </w:r>
+      <w:r>
+        <w:t xml:space="preserve"> Store run data in a relational database which allows people to compare across races, routes, events and age categories easily.</w:t>
+      </w:r>
+    </w:p>
+    <w:p/>
+    <w:p>
+      <w:pPr>
+        <w:rPr>
+          <w:sz w:val="24"/>
+        </w:rPr>
+      </w:pPr>
+      <w:r>
+        <w:rPr>
+          <w:b/>
+          <w:sz w:val="24"/>
+        </w:rPr>
+        <w:t>Limitations</w:t>
+      </w:r>
+    </w:p>
+    <w:p>
+      <w:r>
+        <w:t xml:space="preserve">The program would predict the route taken by a runner based on </w:t>
+      </w:r>
+      <w:r>
+        <w:t>terrain type and elevation change, certain runners may prefer taking unorthodox routes around courses according to their own strengths and, although they are a small minority, this would not be representative of them.</w:t>
+      </w:r>
+    </w:p>
+    <w:p>
+      <w:r>
+        <w:t>Fluctuations in elevation smaller than the resolution of the programs mapping would not be counted and therefore the algorithm could mistake small changes in elevation as flat ground.</w:t>
+      </w:r>
+    </w:p>
+    <w:p>
+      <w:r>
+        <w:t xml:space="preserve">The final result of runners represented as dots moving across the map would be an average based off of the start time and time every point is reached, this would not include potential breaks to check the map or small sprints or slows during the route, though this also isn’t represented in the current system, it is </w:t>
+      </w:r>
+      <w:r>
+        <w:t>also a limitation with the system I am building.</w:t>
+      </w:r>
+    </w:p>
+    <w:p>
       <w:proofErr w:type="gramStart"/>
       <w:r>
-        <w:t>The</w:t>
+        <w:t>All of</w:t>
       </w:r>
       <w:proofErr w:type="gramEnd"/>
       <w:r>
-        <w:t xml:space="preserve"> representation of data after a race is unimpressionable and crude which makes it hard for a runner to visualise how </w:t>
-      </w:r>
-      <w:r>
-        <w:t>down compared to the other runners in a</w:t>
-      </w:r>
-      <w:r>
-        <w:t xml:space="preserve"> way that is easily understandable and visually appealing.</w:t>
-      </w:r>
-    </w:p>
-    <w:p/>
-    <w:p>
-      <w:r>
-        <w:rPr>
-          <w:b/>
-        </w:rPr>
-        <w:t xml:space="preserve">P </w:t>
-      </w:r>
-      <w:r>
-        <w:t xml:space="preserve">Data is only presented in tables of each race which is further split into tables of each age category, and then each difficulty/route. This means that to see </w:t>
-      </w:r>
-      <w:r>
-        <w:t>one’s</w:t>
-      </w:r>
-      <w:r>
-        <w:t xml:space="preserve"> improvement on every green route they have ran you need to find the link for each race and your specific category in that race and compare manually.</w:t>
-      </w:r>
-    </w:p>
-    <w:p>
-      <w:r>
-        <w:rPr>
-          <w:b/>
-        </w:rPr>
-        <w:t xml:space="preserve">P </w:t>
-      </w:r>
-      <w:r>
-        <w:t>Y</w:t>
-      </w:r>
-      <w:r>
-        <w:t>ou cannot compare people directly unless they appear in the exact same race as you.</w:t>
-      </w:r>
-    </w:p>
-    <w:p>
-      <w:r>
-        <w:rPr>
-          <w:b/>
-        </w:rPr>
-        <w:t>S</w:t>
-      </w:r>
-      <w:r>
-        <w:t xml:space="preserve"> Store run data in a relational database which allows people to compare across races, routes, events and age categories easily.</w:t>
-      </w:r>
-    </w:p>
-    <w:p/>
-    <w:p>
-      <w:pPr>
-        <w:rPr>
-          <w:sz w:val="24"/>
-        </w:rPr>
-      </w:pPr>
-      <w:r>
-        <w:rPr>
-          <w:b/>
-          <w:sz w:val="24"/>
-        </w:rPr>
-        <w:t>Limitations</w:t>
-      </w:r>
-    </w:p>
-    <w:p>
-      <w:r>
-        <w:t xml:space="preserve">The program would predict the route taken by a runner based on </w:t>
-      </w:r>
-      <w:r>
-        <w:t>terrain type and elevation change, certain runners may prefer taking unorthodox routes around courses according to their own strengths and, although they are a small minority, this would not be representative of them.</w:t>
-      </w:r>
-    </w:p>
-    <w:p>
-      <w:r>
-        <w:t>Fluctuations in elevation smaller than the resolution of the programs mapping would not be counted and therefore the algorithm could mistake small changes in elevation as flat ground.</w:t>
-      </w:r>
-    </w:p>
-    <w:p>
-      <w:r>
-        <w:t xml:space="preserve">The final result of runners represented as dots moving across the map would be an average based off of the start time and time every point is reached, this would not include potential breaks to check the map or small sprints or slows during the route, though this also isn’t represented in the current system, it is </w:t>
-      </w:r>
-      <w:r>
-        <w:t>also a limitation with the system I am building.</w:t>
+        <w:t xml:space="preserve"> the runner data and race materials would have to be input separately into my program for it to work as it cannot be integrated with the pre-existing </w:t>
+      </w:r>
+      <w:proofErr w:type="spellStart"/>
+      <w:r>
+        <w:t>sportident</w:t>
+      </w:r>
+      <w:proofErr w:type="spellEnd"/>
+      <w:r>
+        <w:t xml:space="preserve"> software.</w:t>
+      </w:r>
+    </w:p>
+    <w:p>
+      <w:r>
+        <w:t xml:space="preserve">All mistakes made by runners would unfortunately be omitted as runners would not take an efficient route to an incorrect location and the data needed to represent the mistakes made by a runner would have to be </w:t>
       </w:r>
     </w:p>
     <w:p/>
@@ -317,8 +343,6 @@
       <w:pPr>
         <w:ind w:left="720" w:hanging="720"/>
       </w:pPr>
-      <w:bookmarkStart w:id="0" w:name="_GoBack"/>
-      <w:bookmarkEnd w:id="0"/>
     </w:p>
     <w:p>
       <w:pPr>
@@ -514,7 +538,15 @@
       </w:r>
       <w:r>
         <w:br/>
-        <w:t>Algorithmically good. User comments on others runs? Good output. Club management &amp; user login could allow for more functionality.</w:t>
+        <w:t xml:space="preserve">Algorithmically good. User comments on others </w:t>
+      </w:r>
+      <w:proofErr w:type="gramStart"/>
+      <w:r>
+        <w:t>runs?</w:t>
+      </w:r>
+      <w:proofErr w:type="gramEnd"/>
+      <w:r>
+        <w:t xml:space="preserve"> Good output. Club management &amp; user login could allow for more functionality.</w:t>
       </w:r>
     </w:p>
     <w:p>
@@ -545,7 +577,14 @@
       </w:r>
       <w:r>
         <w:br/>
-        <w:t>Takes into account different elevations and terrain types. Aids runner to improve their runs by analysing their runs and showing them their weaknesses.</w:t>
+      </w:r>
+      <w:proofErr w:type="gramStart"/>
+      <w:r>
+        <w:t>Takes into account</w:t>
+      </w:r>
+      <w:proofErr w:type="gramEnd"/>
+      <w:r>
+        <w:t xml:space="preserve"> different elevations and terrain types. Aids runner to improve their runs by analysing their runs and showing them their weaknesses.</w:t>
       </w:r>
       <w:r>
         <w:br/>
@@ -634,6 +673,7 @@
         </w:numPr>
       </w:pPr>
       <w:r>
+        <w:lastRenderedPageBreak/>
         <w:t>As with the current system, there is no data that anyone has access to that is hidden</w:t>
       </w:r>
       <w:r>
@@ -649,7 +689,15 @@
         </w:numPr>
       </w:pPr>
       <w:r>
-        <w:t>Will all of the processing on the data be done client side?</w:t>
+        <w:t xml:space="preserve">Will </w:t>
+      </w:r>
+      <w:proofErr w:type="gramStart"/>
+      <w:r>
+        <w:t>all of</w:t>
+      </w:r>
+      <w:proofErr w:type="gramEnd"/>
+      <w:r>
+        <w:t xml:space="preserve"> the processing on the data be done client side?</w:t>
       </w:r>
     </w:p>
     <w:p>
@@ -688,7 +736,6 @@
         </w:numPr>
       </w:pPr>
       <w:r>
-        <w:lastRenderedPageBreak/>
         <w:t>Yes</w:t>
       </w:r>
       <w:r>
@@ -725,10 +772,23 @@
         <w:t xml:space="preserve">I think this is a fantastic idea and hopefully I will be able to implement features to this effect, however, this would also require a ‘friends’ system’ as it would be unfair to publish everyone’s results to everyone </w:t>
       </w:r>
       <w:r>
-        <w:t>in case</w:t>
-      </w:r>
-      <w:r>
-        <w:t xml:space="preserve"> they would rather keep this private. Although, a friends’ system could be avoided if all users were public but they could choose to privatise certain data</w:t>
+        <w:t xml:space="preserve">in </w:t>
+      </w:r>
+      <w:proofErr w:type="gramStart"/>
+      <w:r>
+        <w:t>case</w:t>
+      </w:r>
+      <w:proofErr w:type="gramEnd"/>
+      <w:r>
+        <w:t xml:space="preserve"> they would rather keep this private. Although, a friends’ system could be avoided if all users were </w:t>
+      </w:r>
+      <w:proofErr w:type="gramStart"/>
+      <w:r>
+        <w:t>public</w:t>
+      </w:r>
+      <w:proofErr w:type="gramEnd"/>
+      <w:r>
+        <w:t xml:space="preserve"> but they could choose to privatise certain data</w:t>
       </w:r>
       <w:r>
         <w:t xml:space="preserve"> or not.</w:t>
@@ -755,7 +815,15 @@
         </w:numPr>
       </w:pPr>
       <w:r>
-        <w:t>This is a very good idea, personalised data past how a runner did on a route would absolutely help someone improve. I think this would be difficult to implement due to a lack of available data but certain personalised data would certainly be possible such as allowing a user to input some of their attributes (like weight or height) and the program could then estimate things like power output based on their route performance</w:t>
+        <w:t xml:space="preserve">This is a very good idea, personalised data past how a runner did on a route would absolutely help someone improve. I think this would be difficult to implement due to a lack of available </w:t>
+      </w:r>
+      <w:proofErr w:type="gramStart"/>
+      <w:r>
+        <w:t>data</w:t>
+      </w:r>
+      <w:proofErr w:type="gramEnd"/>
+      <w:r>
+        <w:t xml:space="preserve"> but certain personalised data would certainly be possible such as allowing a user to input some of their attributes (like weight or height) and the program could then estimate things like power output based on their route performance</w:t>
       </w:r>
       <w:r>
         <w:t xml:space="preserve"> therefore providing the user extra useful data.</w:t>
@@ -770,7 +838,15 @@
         </w:numPr>
       </w:pPr>
       <w:r>
-        <w:t>How will all of the stats be collected and used/produced?</w:t>
+        <w:t xml:space="preserve">How will </w:t>
+      </w:r>
+      <w:proofErr w:type="gramStart"/>
+      <w:r>
+        <w:t>all of</w:t>
+      </w:r>
+      <w:proofErr w:type="gramEnd"/>
+      <w:r>
+        <w:t xml:space="preserve"> the stats be collected and used/produced?</w:t>
       </w:r>
     </w:p>
     <w:p>
@@ -782,7 +858,15 @@
         </w:numPr>
       </w:pPr>
       <w:r>
-        <w:t>The location data will be taken from APIs, the run data will be read in using a proprietary USB device that comes as part of the dibber, the weighted graph is then calculated based on data from APIs, the run is constructed from the dibber data and plotted onto the map with the weighted graph made by the program. If I also make personalised data like Mo suggested then that will be entered by the user and calculated with relation to the route taken from the program.</w:t>
+        <w:t xml:space="preserve">The location data will be taken from APIs, the run data will be read in using a proprietary USB device that comes as part of the dibber, the weighted graph is then calculated based on data from APIs, the run is constructed from the dibber data and plotted onto the map with the weighted graph made by the program. If I also make personalised data like Mo </w:t>
+      </w:r>
+      <w:proofErr w:type="gramStart"/>
+      <w:r>
+        <w:t>suggested</w:t>
+      </w:r>
+      <w:proofErr w:type="gramEnd"/>
+      <w:r>
+        <w:t xml:space="preserve"> then that will be entered by the user and calculated with relation to the route taken from the program.</w:t>
       </w:r>
     </w:p>
     <w:p>
@@ -896,6 +980,74 @@
     </w:p>
     <w:p>
       <w:pPr>
+        <w:rPr>
+          <w:b/>
+          <w:u w:val="single"/>
+        </w:rPr>
+      </w:pPr>
+    </w:p>
+    <w:p>
+      <w:pPr>
+        <w:rPr>
+          <w:b/>
+          <w:u w:val="single"/>
+        </w:rPr>
+      </w:pPr>
+      <w:r>
+        <w:rPr>
+          <w:b/>
+          <w:u w:val="single"/>
+        </w:rPr>
+        <w:t>Personal checklist</w:t>
+      </w:r>
+    </w:p>
+    <w:p>
+      <w:pPr>
+        <w:rPr>
+          <w:bCs/>
+        </w:rPr>
+      </w:pPr>
+      <w:r>
+        <w:rPr>
+          <w:bCs/>
+        </w:rPr>
+        <w:t xml:space="preserve">From the discussions held with my classmates and primary stakeholder, I have made a checklist of my criteria for the project to ensure quality throughout and that it </w:t>
+      </w:r>
+      <w:proofErr w:type="gramStart"/>
+      <w:r>
+        <w:rPr>
+          <w:bCs/>
+        </w:rPr>
+        <w:t>actually tackles</w:t>
+      </w:r>
+      <w:proofErr w:type="gramEnd"/>
+      <w:r>
+        <w:rPr>
+          <w:bCs/>
+        </w:rPr>
+        <w:t xml:space="preserve"> the problem as intended.</w:t>
+      </w:r>
+    </w:p>
+    <w:p>
+      <w:pPr>
+        <w:pStyle w:val="ListParagraph"/>
+        <w:numPr>
+          <w:ilvl w:val="0"/>
+          <w:numId w:val="6"/>
+        </w:numPr>
+        <w:rPr>
+          <w:bCs/>
+        </w:rPr>
+      </w:pPr>
+      <w:r>
+        <w:rPr>
+          <w:bCs/>
+        </w:rPr>
+        <w:t>The program must</w:t>
+      </w:r>
+    </w:p>
+    <w:p>
+      <w:pPr>
         <w:pStyle w:val="MainHeading"/>
       </w:pPr>
       <w:r>
@@ -1165,7 +1317,23 @@
           <w:sz w:val="20"/>
           <w:szCs w:val="20"/>
         </w:rPr>
-        <w:t xml:space="preserve"> could compare with other it would definitely further my orienteering.</w:t>
+        <w:t xml:space="preserve"> could compare with other it would </w:t>
+      </w:r>
+      <w:proofErr w:type="gramStart"/>
+      <w:r>
+        <w:rPr>
+          <w:sz w:val="20"/>
+          <w:szCs w:val="20"/>
+        </w:rPr>
+        <w:t>definitely further</w:t>
+      </w:r>
+      <w:proofErr w:type="gramEnd"/>
+      <w:r>
+        <w:rPr>
+          <w:sz w:val="20"/>
+          <w:szCs w:val="20"/>
+        </w:rPr>
+        <w:t xml:space="preserve"> my orienteering.</w:t>
       </w:r>
     </w:p>
     <w:p>
@@ -1250,9 +1418,11 @@
       <w:r>
         <w:t xml:space="preserve">I intend to rendezvous </w:t>
       </w:r>
+      <w:proofErr w:type="gramStart"/>
       <w:r>
         <w:t>on a monthly basis</w:t>
       </w:r>
+      <w:proofErr w:type="gramEnd"/>
       <w:r>
         <w:t xml:space="preserve"> with Josh and bring him my updated project for him to critique and potentially even use with the sport.</w:t>
       </w:r>
@@ -1380,7 +1550,7 @@
 </file>
 
 <file path=word/numbering.xml><?xml version="1.0" encoding="utf-8"?>
-<w:numbering xmlns:wpc="http://schemas.microsoft.com/office/word/2010/wordprocessingCanvas" xmlns:cx="http://schemas.microsoft.com/office/drawing/2014/chartex" xmlns:cx1="http://schemas.microsoft.com/office/drawing/2015/9/8/chartex" xmlns:cx2="http://schemas.microsoft.com/office/drawing/2015/10/21/chartex" xmlns:cx3="http://schemas.microsoft.com/office/drawing/2016/5/9/chartex" xmlns:cx4="http://schemas.microsoft.com/office/drawing/2016/5/10/chartex" xmlns:cx5="http://schemas.microsoft.com/office/drawing/2016/5/11/chartex" xmlns:cx6="http://schemas.microsoft.com/office/drawing/2016/5/12/chartex" xmlns:cx7="http://schemas.microsoft.com/office/drawing/2016/5/13/chartex" xmlns:cx8="http://schemas.microsoft.com/office/drawing/2016/5/14/chartex" xmlns:mc="http://schemas.openxmlformats.org/markup-compatibility/2006" xmlns:aink="http://schemas.microsoft.com/office/drawing/2016/ink" xmlns:am3d="http://schemas.microsoft.com/office/drawing/2017/model3d" xmlns:o="urn:schemas-microsoft-com:office:office" xmlns:r="http://schemas.openxmlformats.org/officeDocument/2006/relationships" xmlns:m="http://schemas.openxmlformats.org/officeDocument/2006/math" xmlns:v="urn:schemas-microsoft-com:vml" xmlns:wp14="http://schemas.microsoft.com/office/word/2010/wordprocessingDrawing" xmlns:wp="http://schemas.openxmlformats.org/drawingml/2006/wordprocessingDrawing" xmlns:w10="urn:schemas-microsoft-com:office:word" xmlns:w="http://schemas.openxmlformats.org/wordprocessingml/2006/main" xmlns:w14="http://schemas.microsoft.com/office/word/2010/wordml" xmlns:w15="http://schemas.microsoft.com/office/word/2012/wordml" xmlns:w16cid="http://schemas.microsoft.com/office/word/2016/wordml/cid" xmlns:w16se="http://schemas.microsoft.com/office/word/2015/wordml/symex" xmlns:wpg="http://schemas.microsoft.com/office/word/2010/wordprocessingGroup" xmlns:wpi="http://schemas.microsoft.com/office/word/2010/wordprocessingInk" xmlns:wne="http://schemas.microsoft.com/office/word/2006/wordml" xmlns:wps="http://schemas.microsoft.com/office/word/2010/wordprocessingShape" mc:Ignorable="w14 w15 w16se w16cid wp14">
+<w:numbering xmlns:wpc="http://schemas.microsoft.com/office/word/2010/wordprocessingCanvas" xmlns:cx="http://schemas.microsoft.com/office/drawing/2014/chartex" xmlns:cx1="http://schemas.microsoft.com/office/drawing/2015/9/8/chartex" xmlns:cx2="http://schemas.microsoft.com/office/drawing/2015/10/21/chartex" xmlns:cx3="http://schemas.microsoft.com/office/drawing/2016/5/9/chartex" xmlns:cx4="http://schemas.microsoft.com/office/drawing/2016/5/10/chartex" xmlns:cx5="http://schemas.microsoft.com/office/drawing/2016/5/11/chartex" xmlns:cx6="http://schemas.microsoft.com/office/drawing/2016/5/12/chartex" xmlns:cx7="http://schemas.microsoft.com/office/drawing/2016/5/13/chartex" xmlns:cx8="http://schemas.microsoft.com/office/drawing/2016/5/14/chartex" xmlns:mc="http://schemas.openxmlformats.org/markup-compatibility/2006" xmlns:aink="http://schemas.microsoft.com/office/drawing/2016/ink" xmlns:am3d="http://schemas.microsoft.com/office/drawing/2017/model3d" xmlns:o="urn:schemas-microsoft-com:office:office" xmlns:oel="http://schemas.microsoft.com/office/2019/extlst" xmlns:r="http://schemas.openxmlformats.org/officeDocument/2006/relationships" xmlns:m="http://schemas.openxmlformats.org/officeDocument/2006/math" xmlns:v="urn:schemas-microsoft-com:vml" xmlns:wp14="http://schemas.microsoft.com/office/word/2010/wordprocessingDrawing" xmlns:wp="http://schemas.openxmlformats.org/drawingml/2006/wordprocessingDrawing" xmlns:w10="urn:schemas-microsoft-com:office:word" xmlns:w="http://schemas.openxmlformats.org/wordprocessingml/2006/main" xmlns:w14="http://schemas.microsoft.com/office/word/2010/wordml" xmlns:w15="http://schemas.microsoft.com/office/word/2012/wordml" xmlns:w16cex="http://schemas.microsoft.com/office/word/2018/wordml/cex" xmlns:w16cid="http://schemas.microsoft.com/office/word/2016/wordml/cid" xmlns:w16="http://schemas.microsoft.com/office/word/2018/wordml" xmlns:w16du="http://schemas.microsoft.com/office/word/2023/wordml/word16du" xmlns:w16sdtdh="http://schemas.microsoft.com/office/word/2020/wordml/sdtdatahash" xmlns:w16sdtfl="http://schemas.microsoft.com/office/word/2024/wordml/sdtformatlock" xmlns:w16se="http://schemas.microsoft.com/office/word/2015/wordml/symex" xmlns:wpg="http://schemas.microsoft.com/office/word/2010/wordprocessingGroup" xmlns:wpi="http://schemas.microsoft.com/office/word/2010/wordprocessingInk" xmlns:wne="http://schemas.microsoft.com/office/word/2006/wordml" xmlns:wps="http://schemas.microsoft.com/office/word/2010/wordprocessingShape" mc:Ignorable="w14 w15 w16se w16cid w16 w16cex w16sdtdh w16sdtfl w16du wp14">
   <w:abstractNum w:abstractNumId="0" w15:restartNumberingAfterBreak="0">
     <w:nsid w:val="115C2850"/>
     <w:multiLevelType w:val="hybridMultilevel"/>
@@ -1649,6 +1819,119 @@
     </w:lvl>
   </w:abstractNum>
   <w:abstractNum w:abstractNumId="3" w15:restartNumberingAfterBreak="0">
+    <w:nsid w:val="3DB6331C"/>
+    <w:multiLevelType w:val="hybridMultilevel"/>
+    <w:tmpl w:val="0CBE40CC"/>
+    <w:lvl w:ilvl="0" w:tplc="08090001">
+      <w:start w:val="1"/>
+      <w:numFmt w:val="bullet"/>
+      <w:lvlText w:val=""/>
+      <w:lvlJc w:val="left"/>
+      <w:pPr>
+        <w:ind w:left="720" w:hanging="360"/>
+      </w:pPr>
+      <w:rPr>
+        <w:rFonts w:ascii="Symbol" w:hAnsi="Symbol" w:hint="default"/>
+      </w:rPr>
+    </w:lvl>
+    <w:lvl w:ilvl="1" w:tplc="08090003" w:tentative="1">
+      <w:start w:val="1"/>
+      <w:numFmt w:val="bullet"/>
+      <w:lvlText w:val="o"/>
+      <w:lvlJc w:val="left"/>
+      <w:pPr>
+        <w:ind w:left="1440" w:hanging="360"/>
+      </w:pPr>
+      <w:rPr>
+        <w:rFonts w:ascii="Courier New" w:hAnsi="Courier New" w:cs="Courier New" w:hint="default"/>
+      </w:rPr>
+    </w:lvl>
+    <w:lvl w:ilvl="2" w:tplc="08090005" w:tentative="1">
+      <w:start w:val="1"/>
+      <w:numFmt w:val="bullet"/>
+      <w:lvlText w:val=""/>
+      <w:lvlJc w:val="left"/>
+      <w:pPr>
+        <w:ind w:left="2160" w:hanging="360"/>
+      </w:pPr>
+      <w:rPr>
+        <w:rFonts w:ascii="Wingdings" w:hAnsi="Wingdings" w:hint="default"/>
+      </w:rPr>
+    </w:lvl>
+    <w:lvl w:ilvl="3" w:tplc="08090001" w:tentative="1">
+      <w:start w:val="1"/>
+      <w:numFmt w:val="bullet"/>
+      <w:lvlText w:val=""/>
+      <w:lvlJc w:val="left"/>
+      <w:pPr>
+        <w:ind w:left="2880" w:hanging="360"/>
+      </w:pPr>
+      <w:rPr>
+        <w:rFonts w:ascii="Symbol" w:hAnsi="Symbol" w:hint="default"/>
+      </w:rPr>
+    </w:lvl>
+    <w:lvl w:ilvl="4" w:tplc="08090003" w:tentative="1">
+      <w:start w:val="1"/>
+      <w:numFmt w:val="bullet"/>
+      <w:lvlText w:val="o"/>
+      <w:lvlJc w:val="left"/>
+      <w:pPr>
+        <w:ind w:left="3600" w:hanging="360"/>
+      </w:pPr>
+      <w:rPr>
+        <w:rFonts w:ascii="Courier New" w:hAnsi="Courier New" w:cs="Courier New" w:hint="default"/>
+      </w:rPr>
+    </w:lvl>
+    <w:lvl w:ilvl="5" w:tplc="08090005" w:tentative="1">
+      <w:start w:val="1"/>
+      <w:numFmt w:val="bullet"/>
+      <w:lvlText w:val=""/>
+      <w:lvlJc w:val="left"/>
+      <w:pPr>
+        <w:ind w:left="4320" w:hanging="360"/>
+      </w:pPr>
+      <w:rPr>
+        <w:rFonts w:ascii="Wingdings" w:hAnsi="Wingdings" w:hint="default"/>
+      </w:rPr>
+    </w:lvl>
+    <w:lvl w:ilvl="6" w:tplc="08090001" w:tentative="1">
+      <w:start w:val="1"/>
+      <w:numFmt w:val="bullet"/>
+      <w:lvlText w:val=""/>
+      <w:lvlJc w:val="left"/>
+      <w:pPr>
+        <w:ind w:left="5040" w:hanging="360"/>
+      </w:pPr>
+      <w:rPr>
+        <w:rFonts w:ascii="Symbol" w:hAnsi="Symbol" w:hint="default"/>
+      </w:rPr>
+    </w:lvl>
+    <w:lvl w:ilvl="7" w:tplc="08090003" w:tentative="1">
+      <w:start w:val="1"/>
+      <w:numFmt w:val="bullet"/>
+      <w:lvlText w:val="o"/>
+      <w:lvlJc w:val="left"/>
+      <w:pPr>
+        <w:ind w:left="5760" w:hanging="360"/>
+      </w:pPr>
+      <w:rPr>
+        <w:rFonts w:ascii="Courier New" w:hAnsi="Courier New" w:cs="Courier New" w:hint="default"/>
+      </w:rPr>
+    </w:lvl>
+    <w:lvl w:ilvl="8" w:tplc="08090005" w:tentative="1">
+      <w:start w:val="1"/>
+      <w:numFmt w:val="bullet"/>
+      <w:lvlText w:val=""/>
+      <w:lvlJc w:val="left"/>
+      <w:pPr>
+        <w:ind w:left="6480" w:hanging="360"/>
+      </w:pPr>
+      <w:rPr>
+        <w:rFonts w:ascii="Wingdings" w:hAnsi="Wingdings" w:hint="default"/>
+      </w:rPr>
+    </w:lvl>
+  </w:abstractNum>
+  <w:abstractNum w:abstractNumId="4" w15:restartNumberingAfterBreak="0">
     <w:nsid w:val="46795268"/>
     <w:multiLevelType w:val="hybridMultilevel"/>
     <w:tmpl w:val="428EAB3C"/>
@@ -1737,7 +2020,7 @@
       </w:pPr>
     </w:lvl>
   </w:abstractNum>
-  <w:abstractNum w:abstractNumId="4" w15:restartNumberingAfterBreak="0">
+  <w:abstractNum w:abstractNumId="5" w15:restartNumberingAfterBreak="0">
     <w:nsid w:val="549771CF"/>
     <w:multiLevelType w:val="hybridMultilevel"/>
     <w:tmpl w:val="8C1C7AE6"/>
@@ -1849,26 +2132,29 @@
       </w:rPr>
     </w:lvl>
   </w:abstractNum>
-  <w:num w:numId="1">
+  <w:num w:numId="1" w16cid:durableId="579602498">
     <w:abstractNumId w:val="0"/>
   </w:num>
-  <w:num w:numId="2">
-    <w:abstractNumId w:val="3"/>
+  <w:num w:numId="2" w16cid:durableId="625432036">
+    <w:abstractNumId w:val="4"/>
   </w:num>
-  <w:num w:numId="3">
+  <w:num w:numId="3" w16cid:durableId="58327620">
     <w:abstractNumId w:val="1"/>
   </w:num>
-  <w:num w:numId="4">
+  <w:num w:numId="4" w16cid:durableId="1209532911">
     <w:abstractNumId w:val="2"/>
   </w:num>
-  <w:num w:numId="5">
-    <w:abstractNumId w:val="4"/>
+  <w:num w:numId="5" w16cid:durableId="438792646">
+    <w:abstractNumId w:val="5"/>
+  </w:num>
+  <w:num w:numId="6" w16cid:durableId="1172913207">
+    <w:abstractNumId w:val="3"/>
   </w:num>
 </w:numbering>
 </file>
 
 <file path=word/styles.xml><?xml version="1.0" encoding="utf-8"?>
-<w:styles xmlns:mc="http://schemas.openxmlformats.org/markup-compatibility/2006" xmlns:r="http://schemas.openxmlformats.org/officeDocument/2006/relationships" xmlns:w="http://schemas.openxmlformats.org/wordprocessingml/2006/main" xmlns:w14="http://schemas.microsoft.com/office/word/2010/wordml" xmlns:w15="http://schemas.microsoft.com/office/word/2012/wordml" xmlns:w16cid="http://schemas.microsoft.com/office/word/2016/wordml/cid" xmlns:w16se="http://schemas.microsoft.com/office/word/2015/wordml/symex" mc:Ignorable="w14 w15 w16se w16cid">
+<w:styles xmlns:mc="http://schemas.openxmlformats.org/markup-compatibility/2006" xmlns:r="http://schemas.openxmlformats.org/officeDocument/2006/relationships" xmlns:w="http://schemas.openxmlformats.org/wordprocessingml/2006/main" xmlns:w14="http://schemas.microsoft.com/office/word/2010/wordml" xmlns:w15="http://schemas.microsoft.com/office/word/2012/wordml" xmlns:w16cex="http://schemas.microsoft.com/office/word/2018/wordml/cex" xmlns:w16cid="http://schemas.microsoft.com/office/word/2016/wordml/cid" xmlns:w16="http://schemas.microsoft.com/office/word/2018/wordml" xmlns:w16du="http://schemas.microsoft.com/office/word/2023/wordml/word16du" xmlns:w16sdtdh="http://schemas.microsoft.com/office/word/2020/wordml/sdtdatahash" xmlns:w16sdtfl="http://schemas.microsoft.com/office/word/2024/wordml/sdtformatlock" xmlns:w16se="http://schemas.microsoft.com/office/word/2015/wordml/symex" mc:Ignorable="w14 w15 w16se w16cid w16 w16cex w16sdtdh w16sdtfl w16du">
   <w:docDefaults>
     <w:rPrDefault>
       <w:rPr>
@@ -1884,7 +2170,7 @@
       </w:pPr>
     </w:pPrDefault>
   </w:docDefaults>
-  <w:latentStyles w:defLockedState="0" w:defUIPriority="99" w:defSemiHidden="0" w:defUnhideWhenUsed="0" w:defQFormat="0" w:count="375">
+  <w:latentStyles w:defLockedState="0" w:defUIPriority="99" w:defSemiHidden="0" w:defUnhideWhenUsed="0" w:defQFormat="0" w:count="376">
     <w:lsdException w:name="Normal" w:uiPriority="0" w:qFormat="1"/>
     <w:lsdException w:name="heading 1" w:uiPriority="9" w:qFormat="1"/>
     <w:lsdException w:name="heading 2" w:semiHidden="1" w:uiPriority="9" w:unhideWhenUsed="1" w:qFormat="1"/>
@@ -2260,6 +2546,7 @@
     <w:lsdException w:name="Smart Hyperlink" w:semiHidden="1" w:unhideWhenUsed="1"/>
     <w:lsdException w:name="Hashtag" w:semiHidden="1" w:unhideWhenUsed="1"/>
     <w:lsdException w:name="Unresolved Mention" w:semiHidden="1" w:unhideWhenUsed="1"/>
+    <w:lsdException w:name="Smart Link" w:semiHidden="1" w:unhideWhenUsed="1"/>
   </w:latentStyles>
   <w:style w:type="paragraph" w:default="1" w:styleId="Normal">
     <w:name w:val="Normal"/>
